--- a/Reportes/Contrato de Fianza 341 (Global).docx
+++ b/Reportes/Contrato de Fianza 341 (Global).docx
@@ -193,31 +193,7 @@
                 <w:sz w:val="14"/>
                 <w:szCs w:val="14"/>
               </w:rPr>
-              <w:t>{</w:t>
-            </w:r>
-            <w:proofErr w:type="spellStart"/>
-            <w:proofErr w:type="gramStart"/>
-            <w:r>
-              <w:rPr>
-                <w:rFonts w:ascii="Arial" w:eastAsia="Times New Roman" w:hAnsi="Arial" w:cs="Arial"/>
-                <w:b/>
-                <w:color w:val="000000"/>
-                <w:sz w:val="14"/>
-                <w:szCs w:val="14"/>
-              </w:rPr>
-              <w:t>custom.NumeroFianza</w:t>
-            </w:r>
-            <w:proofErr w:type="spellEnd"/>
-            <w:proofErr w:type="gramEnd"/>
-            <w:r>
-              <w:rPr>
-                <w:rFonts w:ascii="Arial" w:eastAsia="Times New Roman" w:hAnsi="Arial" w:cs="Arial"/>
-                <w:b/>
-                <w:color w:val="000000"/>
-                <w:sz w:val="14"/>
-                <w:szCs w:val="14"/>
-              </w:rPr>
-              <w:t>}</w:t>
+              <w:t>{custom.NumeroFianza}</w:t>
             </w:r>
           </w:p>
         </w:tc>
@@ -291,10 +267,8 @@
                 <w:sz w:val="14"/>
                 <w:szCs w:val="14"/>
               </w:rPr>
-              <w:t>{</w:t>
+              <w:t>{custom.</w:t>
             </w:r>
-            <w:proofErr w:type="spellStart"/>
-            <w:proofErr w:type="gramStart"/>
             <w:r>
               <w:rPr>
                 <w:rFonts w:ascii="Arial" w:eastAsia="Times New Roman" w:hAnsi="Arial" w:cs="Arial"/>
@@ -303,20 +277,8 @@
                 <w:sz w:val="14"/>
                 <w:szCs w:val="14"/>
               </w:rPr>
-              <w:t>custom.</w:t>
-            </w:r>
-            <w:r>
-              <w:rPr>
-                <w:rFonts w:ascii="Arial" w:eastAsia="Times New Roman" w:hAnsi="Arial" w:cs="Arial"/>
-                <w:b/>
-                <w:color w:val="000000"/>
-                <w:sz w:val="14"/>
-                <w:szCs w:val="14"/>
-              </w:rPr>
               <w:t>Tenedor</w:t>
             </w:r>
-            <w:proofErr w:type="spellEnd"/>
-            <w:proofErr w:type="gramEnd"/>
             <w:r>
               <w:rPr>
                 <w:rFonts w:ascii="Arial" w:eastAsia="Times New Roman" w:hAnsi="Arial" w:cs="Arial"/>
@@ -375,11 +337,43 @@
                 <w:sz w:val="14"/>
                 <w:szCs w:val="14"/>
               </w:rPr>
-              <w:t>{</w:t>
+              <w:t>{custom.MonedaMonto} ({custom.SumaLetras})</w:t>
             </w:r>
-            <w:proofErr w:type="spellStart"/>
-            <w:proofErr w:type="gramStart"/>
+          </w:p>
+        </w:tc>
+      </w:tr>
+      <w:tr>
+        <w:trPr>
+          <w:trHeight w:val="284"/>
+        </w:trPr>
+        <w:tc>
+          <w:tcPr>
+            <w:tcW w:w="3015" w:type="dxa"/>
+          </w:tcPr>
+          <w:p>
+            <w:pPr>
+              <w:rPr>
+                <w:rFonts w:ascii="Arial" w:hAnsi="Arial" w:cs="Arial"/>
+                <w:sz w:val="14"/>
+                <w:szCs w:val="14"/>
+              </w:rPr>
+            </w:pPr>
             <w:r>
+              <w:rPr>
+                <w:rFonts w:ascii="Arial" w:hAnsi="Arial" w:cs="Arial"/>
+                <w:sz w:val="14"/>
+                <w:szCs w:val="14"/>
+              </w:rPr>
+              <w:t>ENTIDAD ESTATAL CONTRATANTE</w:t>
+            </w:r>
+          </w:p>
+        </w:tc>
+        <w:tc>
+          <w:tcPr>
+            <w:tcW w:w="7020" w:type="dxa"/>
+          </w:tcPr>
+          <w:p>
+            <w:pPr>
               <w:rPr>
                 <w:rFonts w:ascii="Arial" w:eastAsia="Times New Roman" w:hAnsi="Arial" w:cs="Arial"/>
                 <w:b/>
@@ -387,10 +381,27 @@
                 <w:sz w:val="14"/>
                 <w:szCs w:val="14"/>
               </w:rPr>
-              <w:t>custom.SumaTextoTotal</w:t>
+            </w:pPr>
+            <w:r>
+              <w:rPr>
+                <w:rFonts w:ascii="Arial" w:eastAsia="Times New Roman" w:hAnsi="Arial" w:cs="Arial"/>
+                <w:b/>
+                <w:color w:val="000000"/>
+                <w:sz w:val="14"/>
+                <w:szCs w:val="14"/>
+              </w:rPr>
+              <w:t>{custom.</w:t>
             </w:r>
-            <w:proofErr w:type="spellEnd"/>
-            <w:proofErr w:type="gramEnd"/>
+            <w:r>
+              <w:rPr>
+                <w:rFonts w:ascii="Arial" w:eastAsia="Times New Roman" w:hAnsi="Arial" w:cs="Arial"/>
+                <w:b/>
+                <w:color w:val="000000"/>
+                <w:sz w:val="14"/>
+                <w:szCs w:val="14"/>
+              </w:rPr>
+              <w:t>AFavor</w:t>
+            </w:r>
             <w:r>
               <w:rPr>
                 <w:rFonts w:ascii="Arial" w:eastAsia="Times New Roman" w:hAnsi="Arial" w:cs="Arial"/>
@@ -418,6 +429,7 @@
                 <w:rFonts w:ascii="Arial" w:hAnsi="Arial" w:cs="Arial"/>
                 <w:sz w:val="14"/>
                 <w:szCs w:val="14"/>
+                <w:lang w:val="es-MX"/>
               </w:rPr>
             </w:pPr>
             <w:r>
@@ -426,7 +438,15 @@
                 <w:sz w:val="14"/>
                 <w:szCs w:val="14"/>
               </w:rPr>
-              <w:t>ENTIDAD ESTATAL CONTRATANTE</w:t>
+              <w:t>PARA GARANTIZAR</w:t>
+            </w:r>
+            <w:r>
+              <w:rPr>
+                <w:rFonts w:ascii="Arial" w:hAnsi="Arial" w:cs="Arial"/>
+                <w:sz w:val="14"/>
+                <w:szCs w:val="14"/>
+              </w:rPr>
+              <w:t>:</w:t>
             </w:r>
           </w:p>
         </w:tc>
@@ -452,41 +472,7 @@
                 <w:sz w:val="14"/>
                 <w:szCs w:val="14"/>
               </w:rPr>
-              <w:t>{</w:t>
-            </w:r>
-            <w:proofErr w:type="spellStart"/>
-            <w:proofErr w:type="gramStart"/>
-            <w:r>
-              <w:rPr>
-                <w:rFonts w:ascii="Arial" w:eastAsia="Times New Roman" w:hAnsi="Arial" w:cs="Arial"/>
-                <w:b/>
-                <w:color w:val="000000"/>
-                <w:sz w:val="14"/>
-                <w:szCs w:val="14"/>
-              </w:rPr>
-              <w:t>custom.</w:t>
-            </w:r>
-            <w:r>
-              <w:rPr>
-                <w:rFonts w:ascii="Arial" w:eastAsia="Times New Roman" w:hAnsi="Arial" w:cs="Arial"/>
-                <w:b/>
-                <w:color w:val="000000"/>
-                <w:sz w:val="14"/>
-                <w:szCs w:val="14"/>
-              </w:rPr>
-              <w:t>AFavor</w:t>
-            </w:r>
-            <w:proofErr w:type="spellEnd"/>
-            <w:proofErr w:type="gramEnd"/>
-            <w:r>
-              <w:rPr>
-                <w:rFonts w:ascii="Arial" w:eastAsia="Times New Roman" w:hAnsi="Arial" w:cs="Arial"/>
-                <w:b/>
-                <w:color w:val="000000"/>
-                <w:sz w:val="14"/>
-                <w:szCs w:val="14"/>
-              </w:rPr>
-              <w:t>}</w:t>
+              <w:t>{custom.Descripcion}</w:t>
             </w:r>
           </w:p>
         </w:tc>
@@ -505,7 +491,6 @@
                 <w:rFonts w:ascii="Arial" w:hAnsi="Arial" w:cs="Arial"/>
                 <w:sz w:val="14"/>
                 <w:szCs w:val="14"/>
-                <w:lang w:val="es-MX"/>
               </w:rPr>
             </w:pPr>
             <w:r>
@@ -514,7 +499,7 @@
                 <w:sz w:val="14"/>
                 <w:szCs w:val="14"/>
               </w:rPr>
-              <w:t>PARA GARANTIZAR</w:t>
+              <w:t>VIGENCIA</w:t>
             </w:r>
             <w:r>
               <w:rPr>
@@ -548,10 +533,16 @@
                 <w:sz w:val="14"/>
                 <w:szCs w:val="14"/>
               </w:rPr>
-              <w:t>{</w:t>
+              <w:t>{custom.DesdeTexto}</w:t>
             </w:r>
-            <w:proofErr w:type="spellStart"/>
-            <w:proofErr w:type="gramStart"/>
+          </w:p>
+          <w:p>
+            <w:pPr>
+              <w:rPr>
+                <w:sz w:val="14"/>
+                <w:szCs w:val="14"/>
+              </w:rPr>
+            </w:pPr>
             <w:r>
               <w:rPr>
                 <w:rFonts w:ascii="Arial" w:eastAsia="Times New Roman" w:hAnsi="Arial" w:cs="Arial"/>
@@ -560,146 +551,7 @@
                 <w:sz w:val="14"/>
                 <w:szCs w:val="14"/>
               </w:rPr>
-              <w:t>custom.Descripcion</w:t>
-            </w:r>
-            <w:proofErr w:type="spellEnd"/>
-            <w:proofErr w:type="gramEnd"/>
-            <w:r>
-              <w:rPr>
-                <w:rFonts w:ascii="Arial" w:eastAsia="Times New Roman" w:hAnsi="Arial" w:cs="Arial"/>
-                <w:b/>
-                <w:color w:val="000000"/>
-                <w:sz w:val="14"/>
-                <w:szCs w:val="14"/>
-              </w:rPr>
-              <w:t>}</w:t>
-            </w:r>
-          </w:p>
-        </w:tc>
-      </w:tr>
-      <w:tr>
-        <w:trPr>
-          <w:trHeight w:val="284"/>
-        </w:trPr>
-        <w:tc>
-          <w:tcPr>
-            <w:tcW w:w="3015" w:type="dxa"/>
-          </w:tcPr>
-          <w:p>
-            <w:pPr>
-              <w:rPr>
-                <w:rFonts w:ascii="Arial" w:hAnsi="Arial" w:cs="Arial"/>
-                <w:sz w:val="14"/>
-                <w:szCs w:val="14"/>
-              </w:rPr>
-            </w:pPr>
-            <w:r>
-              <w:rPr>
-                <w:rFonts w:ascii="Arial" w:hAnsi="Arial" w:cs="Arial"/>
-                <w:sz w:val="14"/>
-                <w:szCs w:val="14"/>
-              </w:rPr>
-              <w:t>VIGENCIA</w:t>
-            </w:r>
-            <w:r>
-              <w:rPr>
-                <w:rFonts w:ascii="Arial" w:hAnsi="Arial" w:cs="Arial"/>
-                <w:sz w:val="14"/>
-                <w:szCs w:val="14"/>
-              </w:rPr>
-              <w:t>:</w:t>
-            </w:r>
-          </w:p>
-        </w:tc>
-        <w:tc>
-          <w:tcPr>
-            <w:tcW w:w="7020" w:type="dxa"/>
-          </w:tcPr>
-          <w:p>
-            <w:pPr>
-              <w:rPr>
-                <w:rFonts w:ascii="Arial" w:eastAsia="Times New Roman" w:hAnsi="Arial" w:cs="Arial"/>
-                <w:b/>
-                <w:color w:val="000000"/>
-                <w:sz w:val="14"/>
-                <w:szCs w:val="14"/>
-              </w:rPr>
-            </w:pPr>
-            <w:r>
-              <w:rPr>
-                <w:rFonts w:ascii="Arial" w:eastAsia="Times New Roman" w:hAnsi="Arial" w:cs="Arial"/>
-                <w:b/>
-                <w:color w:val="000000"/>
-                <w:sz w:val="14"/>
-                <w:szCs w:val="14"/>
-              </w:rPr>
-              <w:t>{</w:t>
-            </w:r>
-            <w:proofErr w:type="spellStart"/>
-            <w:proofErr w:type="gramStart"/>
-            <w:r>
-              <w:rPr>
-                <w:rFonts w:ascii="Arial" w:eastAsia="Times New Roman" w:hAnsi="Arial" w:cs="Arial"/>
-                <w:b/>
-                <w:color w:val="000000"/>
-                <w:sz w:val="14"/>
-                <w:szCs w:val="14"/>
-              </w:rPr>
-              <w:t>custom.DesdeTexto</w:t>
-            </w:r>
-            <w:proofErr w:type="spellEnd"/>
-            <w:proofErr w:type="gramEnd"/>
-            <w:r>
-              <w:rPr>
-                <w:rFonts w:ascii="Arial" w:eastAsia="Times New Roman" w:hAnsi="Arial" w:cs="Arial"/>
-                <w:b/>
-                <w:color w:val="000000"/>
-                <w:sz w:val="14"/>
-                <w:szCs w:val="14"/>
-              </w:rPr>
-              <w:t>}</w:t>
-            </w:r>
-          </w:p>
-          <w:p>
-            <w:pPr>
-              <w:rPr>
-                <w:sz w:val="14"/>
-                <w:szCs w:val="14"/>
-              </w:rPr>
-            </w:pPr>
-            <w:r>
-              <w:rPr>
-                <w:rFonts w:ascii="Arial" w:eastAsia="Times New Roman" w:hAnsi="Arial" w:cs="Arial"/>
-                <w:b/>
-                <w:color w:val="000000"/>
-                <w:sz w:val="14"/>
-                <w:szCs w:val="14"/>
-              </w:rPr>
-              <w:t>{</w:t>
-            </w:r>
-            <w:proofErr w:type="spellStart"/>
-            <w:proofErr w:type="gramStart"/>
-            <w:r>
-              <w:rPr>
-                <w:rFonts w:ascii="Arial" w:eastAsia="Times New Roman" w:hAnsi="Arial" w:cs="Arial"/>
-                <w:b/>
-                <w:color w:val="000000"/>
-                <w:sz w:val="14"/>
-                <w:szCs w:val="14"/>
-              </w:rPr>
-              <w:t>custom.HastaTexto</w:t>
-            </w:r>
-            <w:proofErr w:type="spellEnd"/>
-            <w:proofErr w:type="gramEnd"/>
-            <w:r>
-              <w:rPr>
-                <w:rFonts w:ascii="Arial" w:eastAsia="Times New Roman" w:hAnsi="Arial" w:cs="Arial"/>
-                <w:b/>
-                <w:color w:val="000000"/>
-                <w:sz w:val="14"/>
-                <w:szCs w:val="14"/>
-              </w:rPr>
-              <w:t>}</w:t>
+              <w:t>{custom.HastaTexto}</w:t>
             </w:r>
           </w:p>
         </w:tc>
@@ -857,10 +709,8 @@
           <w:sz w:val="15"/>
           <w:szCs w:val="15"/>
         </w:rPr>
-        <w:t>{</w:t>
+        <w:t>{custom.</w:t>
       </w:r>
-      <w:proofErr w:type="spellStart"/>
-      <w:proofErr w:type="gramStart"/>
       <w:r>
         <w:rPr>
           <w:rFonts w:ascii="Arial" w:eastAsia="Times New Roman" w:hAnsi="Arial" w:cs="Arial"/>
@@ -870,21 +720,8 @@
           <w:sz w:val="15"/>
           <w:szCs w:val="15"/>
         </w:rPr>
-        <w:t>custom.</w:t>
-      </w:r>
-      <w:r>
-        <w:rPr>
-          <w:rFonts w:ascii="Arial" w:eastAsia="Times New Roman" w:hAnsi="Arial" w:cs="Arial"/>
-          <w:b/>
-          <w:bCs/>
-          <w:color w:val="000000"/>
-          <w:sz w:val="15"/>
-          <w:szCs w:val="15"/>
-        </w:rPr>
         <w:t>Tenedor</w:t>
       </w:r>
-      <w:proofErr w:type="spellEnd"/>
-      <w:proofErr w:type="gramEnd"/>
       <w:r>
         <w:rPr>
           <w:rFonts w:ascii="Arial" w:eastAsia="Times New Roman" w:hAnsi="Arial" w:cs="Arial"/>
@@ -933,9 +770,8 @@
           <w:sz w:val="15"/>
           <w:szCs w:val="15"/>
         </w:rPr>
-        <w:t>{</w:t>
+        <w:t>{custom.</w:t>
       </w:r>
-      <w:proofErr w:type="spellStart"/>
       <w:r>
         <w:rPr>
           <w:rFonts w:ascii="Arial" w:eastAsia="Times New Roman" w:hAnsi="Arial" w:cs="Arial"/>
@@ -945,20 +781,8 @@
           <w:sz w:val="15"/>
           <w:szCs w:val="15"/>
         </w:rPr>
-        <w:t>custom.</w:t>
-      </w:r>
-      <w:r>
-        <w:rPr>
-          <w:rFonts w:ascii="Arial" w:eastAsia="Times New Roman" w:hAnsi="Arial" w:cs="Arial"/>
-          <w:b/>
-          <w:bCs/>
-          <w:color w:val="000000"/>
-          <w:sz w:val="15"/>
-          <w:szCs w:val="15"/>
-        </w:rPr>
         <w:t>AFavor</w:t>
       </w:r>
-      <w:proofErr w:type="spellEnd"/>
       <w:r>
         <w:rPr>
           <w:rFonts w:ascii="Arial" w:eastAsia="Times New Roman" w:hAnsi="Arial" w:cs="Arial"/>
@@ -1026,31 +850,7 @@
           <w:sz w:val="15"/>
           <w:szCs w:val="15"/>
         </w:rPr>
-        <w:t>{</w:t>
-      </w:r>
-      <w:proofErr w:type="spellStart"/>
-      <w:r>
-        <w:rPr>
-          <w:rFonts w:ascii="Arial" w:eastAsia="Times New Roman" w:hAnsi="Arial" w:cs="Arial"/>
-          <w:b/>
-          <w:bCs/>
-          <w:color w:val="000000"/>
-          <w:sz w:val="15"/>
-          <w:szCs w:val="15"/>
-        </w:rPr>
-        <w:t>custom.Descripcion</w:t>
-      </w:r>
-      <w:proofErr w:type="spellEnd"/>
-      <w:r>
-        <w:rPr>
-          <w:rFonts w:ascii="Arial" w:eastAsia="Times New Roman" w:hAnsi="Arial" w:cs="Arial"/>
-          <w:b/>
-          <w:bCs/>
-          <w:color w:val="000000"/>
-          <w:sz w:val="15"/>
-          <w:szCs w:val="15"/>
-        </w:rPr>
-        <w:t>}</w:t>
+        <w:t>{custom.Descripcion}</w:t>
       </w:r>
       <w:r>
         <w:rPr>
@@ -1171,58 +971,7 @@
           <w:sz w:val="15"/>
           <w:szCs w:val="15"/>
         </w:rPr>
-        <w:t>La responsabilidad de LA FIADORA está limitada a la suma máxima de {</w:t>
-      </w:r>
-      <w:proofErr w:type="spellStart"/>
-      <w:proofErr w:type="gramStart"/>
-      <w:r>
-        <w:rPr>
-          <w:rFonts w:ascii="Arial" w:eastAsia="Times New Roman" w:hAnsi="Arial" w:cs="Arial"/>
-          <w:color w:val="000000"/>
-          <w:sz w:val="15"/>
-          <w:szCs w:val="15"/>
-        </w:rPr>
-        <w:t>custom.MonedaMonto</w:t>
-      </w:r>
-      <w:proofErr w:type="spellEnd"/>
-      <w:proofErr w:type="gramEnd"/>
-      <w:r>
-        <w:rPr>
-          <w:rFonts w:ascii="Arial" w:eastAsia="Times New Roman" w:hAnsi="Arial" w:cs="Arial"/>
-          <w:color w:val="000000"/>
-          <w:sz w:val="15"/>
-          <w:szCs w:val="15"/>
-        </w:rPr>
-        <w:t>} ({</w:t>
-      </w:r>
-      <w:proofErr w:type="spellStart"/>
-      <w:r>
-        <w:rPr>
-          <w:rFonts w:ascii="Arial" w:eastAsia="Times New Roman" w:hAnsi="Arial" w:cs="Arial"/>
-          <w:color w:val="000000"/>
-          <w:sz w:val="15"/>
-          <w:szCs w:val="15"/>
-        </w:rPr>
-        <w:t>custom.SumaLetras</w:t>
-      </w:r>
-      <w:proofErr w:type="spellEnd"/>
-      <w:r>
-        <w:rPr>
-          <w:rFonts w:ascii="Arial" w:eastAsia="Times New Roman" w:hAnsi="Arial" w:cs="Arial"/>
-          <w:color w:val="000000"/>
-          <w:sz w:val="15"/>
-          <w:szCs w:val="15"/>
-        </w:rPr>
-        <w:t>})</w:t>
-      </w:r>
-      <w:r>
-        <w:rPr>
-          <w:rFonts w:ascii="Arial" w:eastAsia="Times New Roman" w:hAnsi="Arial" w:cs="Arial"/>
-          <w:color w:val="000000"/>
-          <w:sz w:val="15"/>
-          <w:szCs w:val="15"/>
-        </w:rPr>
-        <w:t>.</w:t>
+        <w:t>La responsabilidad de LA FIADORA está limitada a la suma máxima de {custom.MonedaMonto} ({custom.SumaLetras}).</w:t>
       </w:r>
     </w:p>
     <w:p>
@@ -1409,27 +1158,7 @@
           <w:sz w:val="15"/>
           <w:szCs w:val="15"/>
         </w:rPr>
-        <w:t xml:space="preserve">Si el Fiado faltare al cumplimiento de cualesquiera de sus obligaciones al ACREEDOR deberá notificar a LA FIADORA por escrito, a </w:t>
-      </w:r>
-      <w:proofErr w:type="spellStart"/>
-      <w:r>
-        <w:rPr>
-          <w:rFonts w:ascii="Arial" w:eastAsia="Times New Roman" w:hAnsi="Arial" w:cs="Arial"/>
-          <w:color w:val="000000"/>
-          <w:sz w:val="15"/>
-          <w:szCs w:val="15"/>
-        </w:rPr>
-        <w:t>mas</w:t>
-      </w:r>
-      <w:proofErr w:type="spellEnd"/>
-      <w:r>
-        <w:rPr>
-          <w:rFonts w:ascii="Arial" w:eastAsia="Times New Roman" w:hAnsi="Arial" w:cs="Arial"/>
-          <w:color w:val="000000"/>
-          <w:sz w:val="15"/>
-          <w:szCs w:val="15"/>
-        </w:rPr>
-        <w:t xml:space="preserve"> tardar dentro de los 30 días siguientes a la fecha en que EL ACREEDOR tenga conocimiento del incumplimiento del Fiado. </w:t>
+        <w:t xml:space="preserve">Si el Fiado faltare al cumplimiento de cualesquiera de sus obligaciones al ACREEDOR deberá notificar a LA FIADORA por escrito, a mas tardar dentro de los 30 días siguientes a la fecha en que EL ACREEDOR tenga conocimiento del incumplimiento del Fiado. </w:t>
       </w:r>
     </w:p>
     <w:p>
@@ -1743,29 +1472,7 @@
           <w:sz w:val="15"/>
           <w:szCs w:val="15"/>
         </w:rPr>
-        <w:t>Las obligaciones de LA FIADORA terminan el {</w:t>
-      </w:r>
-      <w:proofErr w:type="spellStart"/>
-      <w:proofErr w:type="gramStart"/>
-      <w:r>
-        <w:rPr>
-          <w:rFonts w:ascii="Arial" w:eastAsia="Times New Roman" w:hAnsi="Arial" w:cs="Arial"/>
-          <w:color w:val="000000"/>
-          <w:sz w:val="15"/>
-          <w:szCs w:val="15"/>
-        </w:rPr>
-        <w:t>custom.HastaTexto</w:t>
-      </w:r>
-      <w:proofErr w:type="spellEnd"/>
-      <w:proofErr w:type="gramEnd"/>
-      <w:r>
-        <w:rPr>
-          <w:rFonts w:ascii="Arial" w:eastAsia="Times New Roman" w:hAnsi="Arial" w:cs="Arial"/>
-          <w:color w:val="000000"/>
-          <w:sz w:val="15"/>
-          <w:szCs w:val="15"/>
-        </w:rPr>
-        <w:t>} con respecto a todos los hechos que ocurrieran hasta esa fecha y que hayan sido debidamente notificados a LA FIADORA dentro del plazo previsto, según el Artículo No.4. No obstante, previa solicitud del Fiado se emitirán los respectivos endosos que garanticen la vigencia durante todo el período de duración de la respectiva tómbola, cinco (5) días antes de la fecha de su vencimiento anual.</w:t>
+        <w:t>Las obligaciones de LA FIADORA terminan el {custom.HastaTexto} con respecto a todos los hechos que ocurrieran hasta esa fecha y que hayan sido debidamente notificados a LA FIADORA dentro del plazo previsto, según el Artículo No.4. No obstante, previa solicitud del Fiado se emitirán los respectivos endosos que garanticen la vigencia durante todo el período de duración de la respectiva tómbola, cinco (5) días antes de la fecha de su vencimiento anual.</w:t>
       </w:r>
     </w:p>
     <w:p>
@@ -2032,29 +1739,7 @@
           <w:sz w:val="15"/>
           <w:szCs w:val="15"/>
         </w:rPr>
-        <w:t>EN FE DE LO CUAL, se suscribe este Contrato en la ciudad de Panamá, República de Panamá, {</w:t>
-      </w:r>
-      <w:proofErr w:type="spellStart"/>
-      <w:proofErr w:type="gramStart"/>
-      <w:r>
-        <w:rPr>
-          <w:rFonts w:ascii="Arial" w:eastAsia="Times New Roman" w:hAnsi="Arial" w:cs="Arial"/>
-          <w:color w:val="000000"/>
-          <w:sz w:val="15"/>
-          <w:szCs w:val="15"/>
-        </w:rPr>
-        <w:t>custom.FechaActualTextoMin</w:t>
-      </w:r>
-      <w:proofErr w:type="spellEnd"/>
-      <w:proofErr w:type="gramEnd"/>
-      <w:r>
-        <w:rPr>
-          <w:rFonts w:ascii="Arial" w:eastAsia="Times New Roman" w:hAnsi="Arial" w:cs="Arial"/>
-          <w:color w:val="000000"/>
-          <w:sz w:val="15"/>
-          <w:szCs w:val="15"/>
-        </w:rPr>
-        <w:t>}.</w:t>
+        <w:t>EN FE DE LO CUAL, se suscribe este Contrato en la ciudad de Panamá, República de Panamá, {custom.FechaActualTextoMin}.</w:t>
       </w:r>
     </w:p>
     <w:p/>
@@ -2178,26 +1863,15 @@
                 <w:b/>
                 <w:bCs/>
               </w:rPr>
-              <w:t>{</w:t>
+              <w:t>{custom.</w:t>
             </w:r>
-            <w:proofErr w:type="spellStart"/>
-            <w:proofErr w:type="gramStart"/>
             <w:r>
               <w:rPr>
                 <w:b/>
                 <w:bCs/>
               </w:rPr>
-              <w:t>custom.</w:t>
-            </w:r>
-            <w:r>
-              <w:rPr>
-                <w:b/>
-                <w:bCs/>
-              </w:rPr>
               <w:t>Tenedor</w:t>
             </w:r>
-            <w:proofErr w:type="spellEnd"/>
-            <w:proofErr w:type="gramEnd"/>
             <w:r>
               <w:rPr>
                 <w:b/>
@@ -2777,27 +2451,7 @@
           <w:sz w:val="15"/>
           <w:szCs w:val="24"/>
         </w:rPr>
-        <w:t xml:space="preserve">(Texto aprobado por el Contralor General de la República, de conformidad con el Decreto No.44 de 4 de </w:t>
-      </w:r>
-      <w:proofErr w:type="gramStart"/>
-      <w:r>
-        <w:rPr>
-          <w:rFonts w:ascii="Arial" w:eastAsia="Times New Roman" w:hAnsi="Arial" w:cs="Arial"/>
-          <w:color w:val="000000"/>
-          <w:sz w:val="15"/>
-          <w:szCs w:val="24"/>
-        </w:rPr>
-        <w:t>Marzo</w:t>
-      </w:r>
-      <w:proofErr w:type="gramEnd"/>
-      <w:r>
-        <w:rPr>
-          <w:rFonts w:ascii="Arial" w:eastAsia="Times New Roman" w:hAnsi="Arial" w:cs="Arial"/>
-          <w:color w:val="000000"/>
-          <w:sz w:val="15"/>
-          <w:szCs w:val="24"/>
-        </w:rPr>
-        <w:t xml:space="preserve"> de 1998)</w:t>
+        <w:t>(Texto aprobado por el Contralor General de la República, de conformidad con el Decreto No.44 de 4 de Marzo de 1998)</w:t>
       </w:r>
     </w:p>
     <w:p>

--- a/Reportes/Contrato de Fianza 341 (Global).docx
+++ b/Reportes/Contrato de Fianza 341 (Global).docx
@@ -193,7 +193,29 @@
                 <w:sz w:val="14"/>
                 <w:szCs w:val="14"/>
               </w:rPr>
-              <w:t>{custom.NumeroFianza}</w:t>
+              <w:t>{</w:t>
+            </w:r>
+            <w:proofErr w:type="spellStart"/>
+            <w:r>
+              <w:rPr>
+                <w:rFonts w:ascii="Arial" w:eastAsia="Times New Roman" w:hAnsi="Arial" w:cs="Arial"/>
+                <w:b/>
+                <w:color w:val="000000"/>
+                <w:sz w:val="14"/>
+                <w:szCs w:val="14"/>
+              </w:rPr>
+              <w:t>custom.NumeroFianza</w:t>
+            </w:r>
+            <w:proofErr w:type="spellEnd"/>
+            <w:r>
+              <w:rPr>
+                <w:rFonts w:ascii="Arial" w:eastAsia="Times New Roman" w:hAnsi="Arial" w:cs="Arial"/>
+                <w:b/>
+                <w:color w:val="000000"/>
+                <w:sz w:val="14"/>
+                <w:szCs w:val="14"/>
+              </w:rPr>
+              <w:t>}</w:t>
             </w:r>
           </w:p>
         </w:tc>
@@ -267,8 +289,9 @@
                 <w:sz w:val="14"/>
                 <w:szCs w:val="14"/>
               </w:rPr>
-              <w:t>{custom.</w:t>
+              <w:t>{</w:t>
             </w:r>
+            <w:proofErr w:type="spellStart"/>
             <w:r>
               <w:rPr>
                 <w:rFonts w:ascii="Arial" w:eastAsia="Times New Roman" w:hAnsi="Arial" w:cs="Arial"/>
@@ -277,8 +300,19 @@
                 <w:sz w:val="14"/>
                 <w:szCs w:val="14"/>
               </w:rPr>
+              <w:t>custom.</w:t>
+            </w:r>
+            <w:r>
+              <w:rPr>
+                <w:rFonts w:ascii="Arial" w:eastAsia="Times New Roman" w:hAnsi="Arial" w:cs="Arial"/>
+                <w:b/>
+                <w:color w:val="000000"/>
+                <w:sz w:val="14"/>
+                <w:szCs w:val="14"/>
+              </w:rPr>
               <w:t>Tenedor</w:t>
             </w:r>
+            <w:proofErr w:type="spellEnd"/>
             <w:r>
               <w:rPr>
                 <w:rFonts w:ascii="Arial" w:eastAsia="Times New Roman" w:hAnsi="Arial" w:cs="Arial"/>
@@ -337,7 +371,71 @@
                 <w:sz w:val="14"/>
                 <w:szCs w:val="14"/>
               </w:rPr>
-              <w:t>{custom.MonedaMonto} ({custom.SumaLetras})</w:t>
+              <w:t>{</w:t>
+            </w:r>
+            <w:proofErr w:type="spellStart"/>
+            <w:r>
+              <w:rPr>
+                <w:rFonts w:ascii="Arial" w:eastAsia="Times New Roman" w:hAnsi="Arial" w:cs="Arial"/>
+                <w:b/>
+                <w:color w:val="000000"/>
+                <w:sz w:val="14"/>
+                <w:szCs w:val="14"/>
+              </w:rPr>
+              <w:t>custom.</w:t>
+            </w:r>
+            <w:r>
+              <w:rPr>
+                <w:rFonts w:ascii="Arial" w:eastAsia="Times New Roman" w:hAnsi="Arial" w:cs="Arial"/>
+                <w:b/>
+                <w:color w:val="000000"/>
+                <w:sz w:val="14"/>
+                <w:szCs w:val="14"/>
+              </w:rPr>
+              <w:t>MonedaMonto</w:t>
+            </w:r>
+            <w:proofErr w:type="spellEnd"/>
+            <w:r>
+              <w:rPr>
+                <w:rFonts w:ascii="Arial" w:eastAsia="Times New Roman" w:hAnsi="Arial" w:cs="Arial"/>
+                <w:b/>
+                <w:color w:val="000000"/>
+                <w:sz w:val="14"/>
+                <w:szCs w:val="14"/>
+              </w:rPr>
+              <w:t>}</w:t>
+            </w:r>
+            <w:r>
+              <w:rPr>
+                <w:rFonts w:ascii="Arial" w:eastAsia="Times New Roman" w:hAnsi="Arial" w:cs="Arial"/>
+                <w:b/>
+                <w:color w:val="000000"/>
+                <w:sz w:val="14"/>
+                <w:szCs w:val="14"/>
+              </w:rPr>
+              <w:t xml:space="preserve"> ({</w:t>
+            </w:r>
+            <w:proofErr w:type="spellStart"/>
+            <w:r>
+              <w:rPr>
+                <w:rFonts w:ascii="Arial" w:eastAsia="Times New Roman" w:hAnsi="Arial" w:cs="Arial"/>
+                <w:b/>
+                <w:color w:val="000000"/>
+                <w:sz w:val="14"/>
+                <w:szCs w:val="14"/>
+              </w:rPr>
+              <w:t>custom.SumaLetras</w:t>
+            </w:r>
+            <w:proofErr w:type="spellEnd"/>
+            <w:r>
+              <w:rPr>
+                <w:rFonts w:ascii="Arial" w:eastAsia="Times New Roman" w:hAnsi="Arial" w:cs="Arial"/>
+                <w:b/>
+                <w:color w:val="000000"/>
+                <w:sz w:val="14"/>
+                <w:szCs w:val="14"/>
+              </w:rPr>
+              <w:t>})</w:t>
             </w:r>
           </w:p>
         </w:tc>
@@ -390,8 +488,9 @@
                 <w:sz w:val="14"/>
                 <w:szCs w:val="14"/>
               </w:rPr>
-              <w:t>{custom.</w:t>
+              <w:t>{</w:t>
             </w:r>
+            <w:proofErr w:type="spellStart"/>
             <w:r>
               <w:rPr>
                 <w:rFonts w:ascii="Arial" w:eastAsia="Times New Roman" w:hAnsi="Arial" w:cs="Arial"/>
@@ -400,8 +499,19 @@
                 <w:sz w:val="14"/>
                 <w:szCs w:val="14"/>
               </w:rPr>
+              <w:t>custom.</w:t>
+            </w:r>
+            <w:r>
+              <w:rPr>
+                <w:rFonts w:ascii="Arial" w:eastAsia="Times New Roman" w:hAnsi="Arial" w:cs="Arial"/>
+                <w:b/>
+                <w:color w:val="000000"/>
+                <w:sz w:val="14"/>
+                <w:szCs w:val="14"/>
+              </w:rPr>
               <w:t>AFavor</w:t>
             </w:r>
+            <w:proofErr w:type="spellEnd"/>
             <w:r>
               <w:rPr>
                 <w:rFonts w:ascii="Arial" w:eastAsia="Times New Roman" w:hAnsi="Arial" w:cs="Arial"/>
@@ -472,7 +582,29 @@
                 <w:sz w:val="14"/>
                 <w:szCs w:val="14"/>
               </w:rPr>
-              <w:t>{custom.Descripcion}</w:t>
+              <w:t>{</w:t>
+            </w:r>
+            <w:proofErr w:type="spellStart"/>
+            <w:r>
+              <w:rPr>
+                <w:rFonts w:ascii="Arial" w:eastAsia="Times New Roman" w:hAnsi="Arial" w:cs="Arial"/>
+                <w:b/>
+                <w:color w:val="000000"/>
+                <w:sz w:val="14"/>
+                <w:szCs w:val="14"/>
+              </w:rPr>
+              <w:t>custom.Descripcion</w:t>
+            </w:r>
+            <w:proofErr w:type="spellEnd"/>
+            <w:r>
+              <w:rPr>
+                <w:rFonts w:ascii="Arial" w:eastAsia="Times New Roman" w:hAnsi="Arial" w:cs="Arial"/>
+                <w:b/>
+                <w:color w:val="000000"/>
+                <w:sz w:val="14"/>
+                <w:szCs w:val="14"/>
+              </w:rPr>
+              <w:t>}</w:t>
             </w:r>
           </w:p>
         </w:tc>
@@ -518,13 +650,20 @@
           <w:p>
             <w:pPr>
               <w:rPr>
+                <w:sz w:val="14"/>
+                <w:szCs w:val="14"/>
+              </w:rPr>
+            </w:pPr>
+            <w:r>
+              <w:rPr>
                 <w:rFonts w:ascii="Arial" w:eastAsia="Times New Roman" w:hAnsi="Arial" w:cs="Arial"/>
                 <w:b/>
                 <w:color w:val="000000"/>
                 <w:sz w:val="14"/>
                 <w:szCs w:val="14"/>
               </w:rPr>
-            </w:pPr>
+              <w:t xml:space="preserve">DESDE EL </w:t>
+            </w:r>
             <w:r>
               <w:rPr>
                 <w:rFonts w:ascii="Arial" w:eastAsia="Times New Roman" w:hAnsi="Arial" w:cs="Arial"/>
@@ -533,16 +672,9 @@
                 <w:sz w:val="14"/>
                 <w:szCs w:val="14"/>
               </w:rPr>
-              <w:t>{custom.DesdeTexto}</w:t>
+              <w:t>{</w:t>
             </w:r>
-          </w:p>
-          <w:p>
-            <w:pPr>
-              <w:rPr>
-                <w:sz w:val="14"/>
-                <w:szCs w:val="14"/>
-              </w:rPr>
-            </w:pPr>
+            <w:proofErr w:type="spellStart"/>
             <w:r>
               <w:rPr>
                 <w:rFonts w:ascii="Arial" w:eastAsia="Times New Roman" w:hAnsi="Arial" w:cs="Arial"/>
@@ -551,7 +683,60 @@
                 <w:sz w:val="14"/>
                 <w:szCs w:val="14"/>
               </w:rPr>
-              <w:t>{custom.HastaTexto}</w:t>
+              <w:t>custom.DesdeTexto</w:t>
+            </w:r>
+            <w:proofErr w:type="spellEnd"/>
+            <w:r>
+              <w:rPr>
+                <w:rFonts w:ascii="Arial" w:eastAsia="Times New Roman" w:hAnsi="Arial" w:cs="Arial"/>
+                <w:b/>
+                <w:color w:val="000000"/>
+                <w:sz w:val="14"/>
+                <w:szCs w:val="14"/>
+              </w:rPr>
+              <w:t>}</w:t>
+            </w:r>
+            <w:r>
+              <w:rPr>
+                <w:rFonts w:ascii="Arial" w:eastAsia="Times New Roman" w:hAnsi="Arial" w:cs="Arial"/>
+                <w:b/>
+                <w:color w:val="000000"/>
+                <w:sz w:val="14"/>
+                <w:szCs w:val="14"/>
+              </w:rPr>
+              <w:t xml:space="preserve"> AL </w:t>
+            </w:r>
+            <w:r>
+              <w:rPr>
+                <w:rFonts w:ascii="Arial" w:eastAsia="Times New Roman" w:hAnsi="Arial" w:cs="Arial"/>
+                <w:b/>
+                <w:color w:val="000000"/>
+                <w:sz w:val="14"/>
+                <w:szCs w:val="14"/>
+              </w:rPr>
+              <w:t>{</w:t>
+            </w:r>
+            <w:proofErr w:type="spellStart"/>
+            <w:r>
+              <w:rPr>
+                <w:rFonts w:ascii="Arial" w:eastAsia="Times New Roman" w:hAnsi="Arial" w:cs="Arial"/>
+                <w:b/>
+                <w:color w:val="000000"/>
+                <w:sz w:val="14"/>
+                <w:szCs w:val="14"/>
+              </w:rPr>
+              <w:t>custom.HastaTexto</w:t>
+            </w:r>
+            <w:proofErr w:type="spellEnd"/>
+            <w:r>
+              <w:rPr>
+                <w:rFonts w:ascii="Arial" w:eastAsia="Times New Roman" w:hAnsi="Arial" w:cs="Arial"/>
+                <w:b/>
+                <w:color w:val="000000"/>
+                <w:sz w:val="14"/>
+                <w:szCs w:val="14"/>
+              </w:rPr>
+              <w:t>}</w:t>
             </w:r>
           </w:p>
         </w:tc>
@@ -709,8 +894,9 @@
           <w:sz w:val="15"/>
           <w:szCs w:val="15"/>
         </w:rPr>
-        <w:t>{custom.</w:t>
-      </w:r>
+        <w:t>{</w:t>
+      </w:r>
+      <w:proofErr w:type="spellStart"/>
       <w:r>
         <w:rPr>
           <w:rFonts w:ascii="Arial" w:eastAsia="Times New Roman" w:hAnsi="Arial" w:cs="Arial"/>
@@ -720,7 +906,7 @@
           <w:sz w:val="15"/>
           <w:szCs w:val="15"/>
         </w:rPr>
-        <w:t>Tenedor</w:t>
+        <w:t>custom.</w:t>
       </w:r>
       <w:r>
         <w:rPr>
@@ -731,36 +917,9 @@
           <w:sz w:val="15"/>
           <w:szCs w:val="15"/>
         </w:rPr>
-        <w:t>}</w:t>
-      </w:r>
-      <w:r>
-        <w:rPr>
-          <w:rFonts w:ascii="Arial" w:eastAsia="Times New Roman" w:hAnsi="Arial" w:cs="Arial"/>
-          <w:color w:val="000000"/>
-          <w:sz w:val="15"/>
-          <w:szCs w:val="15"/>
-        </w:rPr>
-        <w:t xml:space="preserve">, (en adelante denominado </w:t>
-      </w:r>
-      <w:r>
-        <w:rPr>
-          <w:rFonts w:ascii="Arial" w:eastAsia="Times New Roman" w:hAnsi="Arial" w:cs="Arial"/>
-          <w:b/>
-          <w:color w:val="000000"/>
-          <w:sz w:val="15"/>
-          <w:szCs w:val="15"/>
-        </w:rPr>
-        <w:t>EL FIADO</w:t>
-      </w:r>
-      <w:r>
-        <w:rPr>
-          <w:rFonts w:ascii="Arial" w:eastAsia="Times New Roman" w:hAnsi="Arial" w:cs="Arial"/>
-          <w:color w:val="000000"/>
-          <w:sz w:val="15"/>
-          <w:szCs w:val="15"/>
-        </w:rPr>
-        <w:t xml:space="preserve">) ante el </w:t>
-      </w:r>
+        <w:t>Tenedor</w:t>
+      </w:r>
+      <w:proofErr w:type="spellEnd"/>
       <w:r>
         <w:rPr>
           <w:rFonts w:ascii="Arial" w:eastAsia="Times New Roman" w:hAnsi="Arial" w:cs="Arial"/>
@@ -770,7 +929,35 @@
           <w:sz w:val="15"/>
           <w:szCs w:val="15"/>
         </w:rPr>
-        <w:t>{custom.</w:t>
+        <w:t>}</w:t>
+      </w:r>
+      <w:r>
+        <w:rPr>
+          <w:rFonts w:ascii="Arial" w:eastAsia="Times New Roman" w:hAnsi="Arial" w:cs="Arial"/>
+          <w:color w:val="000000"/>
+          <w:sz w:val="15"/>
+          <w:szCs w:val="15"/>
+        </w:rPr>
+        <w:t xml:space="preserve">, (en adelante denominado </w:t>
+      </w:r>
+      <w:r>
+        <w:rPr>
+          <w:rFonts w:ascii="Arial" w:eastAsia="Times New Roman" w:hAnsi="Arial" w:cs="Arial"/>
+          <w:b/>
+          <w:color w:val="000000"/>
+          <w:sz w:val="15"/>
+          <w:szCs w:val="15"/>
+        </w:rPr>
+        <w:t>EL FIADO</w:t>
+      </w:r>
+      <w:r>
+        <w:rPr>
+          <w:rFonts w:ascii="Arial" w:eastAsia="Times New Roman" w:hAnsi="Arial" w:cs="Arial"/>
+          <w:color w:val="000000"/>
+          <w:sz w:val="15"/>
+          <w:szCs w:val="15"/>
+        </w:rPr>
+        <w:t xml:space="preserve">) ante el </w:t>
       </w:r>
       <w:r>
         <w:rPr>
@@ -781,8 +968,9 @@
           <w:sz w:val="15"/>
           <w:szCs w:val="15"/>
         </w:rPr>
-        <w:t>AFavor</w:t>
-      </w:r>
+        <w:t>{</w:t>
+      </w:r>
+      <w:proofErr w:type="spellStart"/>
       <w:r>
         <w:rPr>
           <w:rFonts w:ascii="Arial" w:eastAsia="Times New Roman" w:hAnsi="Arial" w:cs="Arial"/>
@@ -792,54 +980,7 @@
           <w:sz w:val="15"/>
           <w:szCs w:val="15"/>
         </w:rPr>
-        <w:t>}</w:t>
-      </w:r>
-      <w:r>
-        <w:rPr>
-          <w:rFonts w:ascii="Arial" w:eastAsia="Times New Roman" w:hAnsi="Arial" w:cs="Arial"/>
-          <w:color w:val="000000"/>
-          <w:sz w:val="15"/>
-          <w:szCs w:val="15"/>
-        </w:rPr>
-        <w:t xml:space="preserve"> (en adelante denominado </w:t>
-      </w:r>
-      <w:r>
-        <w:rPr>
-          <w:rFonts w:ascii="Arial" w:eastAsia="Times New Roman" w:hAnsi="Arial" w:cs="Arial"/>
-          <w:b/>
-          <w:color w:val="000000"/>
-          <w:sz w:val="15"/>
-          <w:szCs w:val="15"/>
-        </w:rPr>
-        <w:t>EL ACREEDOR</w:t>
-      </w:r>
-      <w:r>
-        <w:rPr>
-          <w:rFonts w:ascii="Arial" w:eastAsia="Times New Roman" w:hAnsi="Arial" w:cs="Arial"/>
-          <w:color w:val="000000"/>
-          <w:sz w:val="15"/>
-          <w:szCs w:val="15"/>
-        </w:rPr>
-        <w:t xml:space="preserve">), con sujeción a los términos y condiciones que enseguida se expresan y para garantizar al </w:t>
-      </w:r>
-      <w:r>
-        <w:rPr>
-          <w:rFonts w:ascii="Arial" w:eastAsia="Times New Roman" w:hAnsi="Arial" w:cs="Arial"/>
-          <w:b/>
-          <w:color w:val="000000"/>
-          <w:sz w:val="15"/>
-          <w:szCs w:val="15"/>
-        </w:rPr>
-        <w:t>ACREEDOR:</w:t>
-      </w:r>
-      <w:r>
-        <w:rPr>
-          <w:rFonts w:ascii="Arial" w:eastAsia="Times New Roman" w:hAnsi="Arial" w:cs="Arial"/>
-          <w:color w:val="000000"/>
-          <w:sz w:val="15"/>
-          <w:szCs w:val="15"/>
-        </w:rPr>
-        <w:t xml:space="preserve"> </w:t>
+        <w:t>custom.</w:t>
       </w:r>
       <w:r>
         <w:rPr>
@@ -850,7 +991,101 @@
           <w:sz w:val="15"/>
           <w:szCs w:val="15"/>
         </w:rPr>
-        <w:t>{custom.Descripcion}</w:t>
+        <w:t>AFavor</w:t>
+      </w:r>
+      <w:proofErr w:type="spellEnd"/>
+      <w:r>
+        <w:rPr>
+          <w:rFonts w:ascii="Arial" w:eastAsia="Times New Roman" w:hAnsi="Arial" w:cs="Arial"/>
+          <w:b/>
+          <w:bCs/>
+          <w:color w:val="000000"/>
+          <w:sz w:val="15"/>
+          <w:szCs w:val="15"/>
+        </w:rPr>
+        <w:t>}</w:t>
+      </w:r>
+      <w:r>
+        <w:rPr>
+          <w:rFonts w:ascii="Arial" w:eastAsia="Times New Roman" w:hAnsi="Arial" w:cs="Arial"/>
+          <w:color w:val="000000"/>
+          <w:sz w:val="15"/>
+          <w:szCs w:val="15"/>
+        </w:rPr>
+        <w:t xml:space="preserve"> (en adelante denominado </w:t>
+      </w:r>
+      <w:r>
+        <w:rPr>
+          <w:rFonts w:ascii="Arial" w:eastAsia="Times New Roman" w:hAnsi="Arial" w:cs="Arial"/>
+          <w:b/>
+          <w:color w:val="000000"/>
+          <w:sz w:val="15"/>
+          <w:szCs w:val="15"/>
+        </w:rPr>
+        <w:t>EL ACREEDOR</w:t>
+      </w:r>
+      <w:r>
+        <w:rPr>
+          <w:rFonts w:ascii="Arial" w:eastAsia="Times New Roman" w:hAnsi="Arial" w:cs="Arial"/>
+          <w:color w:val="000000"/>
+          <w:sz w:val="15"/>
+          <w:szCs w:val="15"/>
+        </w:rPr>
+        <w:t xml:space="preserve">), con sujeción a los términos y condiciones que enseguida se expresan y para garantizar al </w:t>
+      </w:r>
+      <w:r>
+        <w:rPr>
+          <w:rFonts w:ascii="Arial" w:eastAsia="Times New Roman" w:hAnsi="Arial" w:cs="Arial"/>
+          <w:b/>
+          <w:color w:val="000000"/>
+          <w:sz w:val="15"/>
+          <w:szCs w:val="15"/>
+        </w:rPr>
+        <w:t>ACREEDOR:</w:t>
+      </w:r>
+      <w:r>
+        <w:rPr>
+          <w:rFonts w:ascii="Arial" w:eastAsia="Times New Roman" w:hAnsi="Arial" w:cs="Arial"/>
+          <w:color w:val="000000"/>
+          <w:sz w:val="15"/>
+          <w:szCs w:val="15"/>
+        </w:rPr>
+        <w:t xml:space="preserve"> </w:t>
+      </w:r>
+      <w:r>
+        <w:rPr>
+          <w:rFonts w:ascii="Arial" w:eastAsia="Times New Roman" w:hAnsi="Arial" w:cs="Arial"/>
+          <w:b/>
+          <w:bCs/>
+          <w:color w:val="000000"/>
+          <w:sz w:val="15"/>
+          <w:szCs w:val="15"/>
+        </w:rPr>
+        <w:t>{</w:t>
+      </w:r>
+      <w:proofErr w:type="spellStart"/>
+      <w:r>
+        <w:rPr>
+          <w:rFonts w:ascii="Arial" w:eastAsia="Times New Roman" w:hAnsi="Arial" w:cs="Arial"/>
+          <w:b/>
+          <w:bCs/>
+          <w:color w:val="000000"/>
+          <w:sz w:val="15"/>
+          <w:szCs w:val="15"/>
+        </w:rPr>
+        <w:t>custom.Descripcion</w:t>
+      </w:r>
+      <w:proofErr w:type="spellEnd"/>
+      <w:r>
+        <w:rPr>
+          <w:rFonts w:ascii="Arial" w:eastAsia="Times New Roman" w:hAnsi="Arial" w:cs="Arial"/>
+          <w:b/>
+          <w:bCs/>
+          <w:color w:val="000000"/>
+          <w:sz w:val="15"/>
+          <w:szCs w:val="15"/>
+        </w:rPr>
+        <w:t>}</w:t>
       </w:r>
       <w:r>
         <w:rPr>
@@ -971,7 +1206,95 @@
           <w:sz w:val="15"/>
           <w:szCs w:val="15"/>
         </w:rPr>
-        <w:t>La responsabilidad de LA FIADORA está limitada a la suma máxima de {custom.MonedaMonto} ({custom.SumaLetras}).</w:t>
+        <w:t xml:space="preserve">La responsabilidad de </w:t>
+      </w:r>
+      <w:r>
+        <w:rPr>
+          <w:rFonts w:ascii="Arial" w:eastAsia="Times New Roman" w:hAnsi="Arial" w:cs="Arial"/>
+          <w:b/>
+          <w:bCs/>
+          <w:color w:val="000000"/>
+          <w:sz w:val="15"/>
+          <w:szCs w:val="15"/>
+        </w:rPr>
+        <w:t>LA FIADORA</w:t>
+      </w:r>
+      <w:r>
+        <w:rPr>
+          <w:rFonts w:ascii="Arial" w:eastAsia="Times New Roman" w:hAnsi="Arial" w:cs="Arial"/>
+          <w:color w:val="000000"/>
+          <w:sz w:val="15"/>
+          <w:szCs w:val="15"/>
+        </w:rPr>
+        <w:t xml:space="preserve"> está limitada a la suma máxima de </w:t>
+      </w:r>
+      <w:r>
+        <w:rPr>
+          <w:rFonts w:ascii="Arial" w:eastAsia="Times New Roman" w:hAnsi="Arial" w:cs="Arial"/>
+          <w:b/>
+          <w:bCs/>
+          <w:color w:val="000000"/>
+          <w:sz w:val="15"/>
+          <w:szCs w:val="15"/>
+        </w:rPr>
+        <w:t>{</w:t>
+      </w:r>
+      <w:proofErr w:type="spellStart"/>
+      <w:r>
+        <w:rPr>
+          <w:rFonts w:ascii="Arial" w:eastAsia="Times New Roman" w:hAnsi="Arial" w:cs="Arial"/>
+          <w:b/>
+          <w:bCs/>
+          <w:color w:val="000000"/>
+          <w:sz w:val="15"/>
+          <w:szCs w:val="15"/>
+        </w:rPr>
+        <w:t>custom.MonedaMonto</w:t>
+      </w:r>
+      <w:proofErr w:type="spellEnd"/>
+      <w:r>
+        <w:rPr>
+          <w:rFonts w:ascii="Arial" w:eastAsia="Times New Roman" w:hAnsi="Arial" w:cs="Arial"/>
+          <w:b/>
+          <w:bCs/>
+          <w:color w:val="000000"/>
+          <w:sz w:val="15"/>
+          <w:szCs w:val="15"/>
+        </w:rPr>
+        <w:t>} ({</w:t>
+      </w:r>
+      <w:proofErr w:type="spellStart"/>
+      <w:r>
+        <w:rPr>
+          <w:rFonts w:ascii="Arial" w:eastAsia="Times New Roman" w:hAnsi="Arial" w:cs="Arial"/>
+          <w:b/>
+          <w:bCs/>
+          <w:color w:val="000000"/>
+          <w:sz w:val="15"/>
+          <w:szCs w:val="15"/>
+        </w:rPr>
+        <w:t>custom.SumaLetras</w:t>
+      </w:r>
+      <w:proofErr w:type="spellEnd"/>
+      <w:r>
+        <w:rPr>
+          <w:rFonts w:ascii="Arial" w:eastAsia="Times New Roman" w:hAnsi="Arial" w:cs="Arial"/>
+          <w:b/>
+          <w:bCs/>
+          <w:color w:val="000000"/>
+          <w:sz w:val="15"/>
+          <w:szCs w:val="15"/>
+        </w:rPr>
+        <w:t>})</w:t>
+      </w:r>
+      <w:r>
+        <w:rPr>
+          <w:rFonts w:ascii="Arial" w:eastAsia="Times New Roman" w:hAnsi="Arial" w:cs="Arial"/>
+          <w:color w:val="000000"/>
+          <w:sz w:val="15"/>
+          <w:szCs w:val="15"/>
+        </w:rPr>
+        <w:t>.</w:t>
       </w:r>
     </w:p>
     <w:p>
@@ -1084,7 +1407,47 @@
           <w:sz w:val="15"/>
           <w:szCs w:val="15"/>
         </w:rPr>
-        <w:t xml:space="preserve">Ninguna acción legal podrá fundarse en la presente fianza a favor de persona distinta al ACREEDOR. LA FIADORA no será responsable por daños y perjuicios. </w:t>
+        <w:t xml:space="preserve">Ninguna acción legal podrá fundarse en la presente fianza a favor de persona distinta al </w:t>
+      </w:r>
+      <w:r>
+        <w:rPr>
+          <w:rFonts w:ascii="Arial" w:eastAsia="Times New Roman" w:hAnsi="Arial" w:cs="Arial"/>
+          <w:b/>
+          <w:bCs/>
+          <w:color w:val="000000"/>
+          <w:sz w:val="15"/>
+          <w:szCs w:val="15"/>
+        </w:rPr>
+        <w:t>ACREEDOR</w:t>
+      </w:r>
+      <w:r>
+        <w:rPr>
+          <w:rFonts w:ascii="Arial" w:eastAsia="Times New Roman" w:hAnsi="Arial" w:cs="Arial"/>
+          <w:color w:val="000000"/>
+          <w:sz w:val="15"/>
+          <w:szCs w:val="15"/>
+        </w:rPr>
+        <w:t>.</w:t>
+      </w:r>
+      <w:r>
+        <w:rPr>
+          <w:rFonts w:ascii="Arial" w:eastAsia="Times New Roman" w:hAnsi="Arial" w:cs="Arial"/>
+          <w:b/>
+          <w:bCs/>
+          <w:color w:val="000000"/>
+          <w:sz w:val="15"/>
+          <w:szCs w:val="15"/>
+        </w:rPr>
+        <w:t xml:space="preserve"> LA FIADORA </w:t>
+      </w:r>
+      <w:r>
+        <w:rPr>
+          <w:rFonts w:ascii="Arial" w:eastAsia="Times New Roman" w:hAnsi="Arial" w:cs="Arial"/>
+          <w:color w:val="000000"/>
+          <w:sz w:val="15"/>
+          <w:szCs w:val="15"/>
+        </w:rPr>
+        <w:t xml:space="preserve">no será responsable por daños y perjuicios. </w:t>
       </w:r>
     </w:p>
     <w:p>
@@ -1154,11 +1517,22 @@
       <w:r>
         <w:rPr>
           <w:rFonts w:ascii="Arial" w:eastAsia="Times New Roman" w:hAnsi="Arial" w:cs="Arial"/>
-          <w:color w:val="000000"/>
-          <w:sz w:val="15"/>
-          <w:szCs w:val="15"/>
-        </w:rPr>
-        <w:t xml:space="preserve">Si el Fiado faltare al cumplimiento de cualesquiera de sus obligaciones al ACREEDOR deberá notificar a LA FIADORA por escrito, a mas tardar dentro de los 30 días siguientes a la fecha en que EL ACREEDOR tenga conocimiento del incumplimiento del Fiado. </w:t>
+          <w:b/>
+          <w:bCs/>
+          <w:color w:val="000000"/>
+          <w:sz w:val="15"/>
+          <w:szCs w:val="15"/>
+        </w:rPr>
+        <w:t>LA FIADORA</w:t>
+      </w:r>
+      <w:r>
+        <w:rPr>
+          <w:rFonts w:ascii="Arial" w:eastAsia="Times New Roman" w:hAnsi="Arial" w:cs="Arial"/>
+          <w:color w:val="000000"/>
+          <w:sz w:val="15"/>
+          <w:szCs w:val="15"/>
+        </w:rPr>
+        <w:t xml:space="preserve"> no será responsable por daños y perjuicios.</w:t>
       </w:r>
     </w:p>
     <w:p>
@@ -1232,8 +1606,184 @@
           <w:sz w:val="15"/>
           <w:szCs w:val="15"/>
         </w:rPr>
-        <w:t xml:space="preserve">LA FIADORA quedará relevada de sus obligaciones de ocurrir cualesquiera de los siguientes casos: </w:t>
-      </w:r>
+        <w:t xml:space="preserve">Si el Fiado faltare al cumplimiento de cualesquiera de sus obligaciones al </w:t>
+      </w:r>
+      <w:r>
+        <w:rPr>
+          <w:rFonts w:ascii="Arial" w:eastAsia="Times New Roman" w:hAnsi="Arial" w:cs="Arial"/>
+          <w:b/>
+          <w:bCs/>
+          <w:color w:val="000000"/>
+          <w:sz w:val="15"/>
+          <w:szCs w:val="15"/>
+        </w:rPr>
+        <w:t>ACREEDOR</w:t>
+      </w:r>
+      <w:r>
+        <w:rPr>
+          <w:rFonts w:ascii="Arial" w:eastAsia="Times New Roman" w:hAnsi="Arial" w:cs="Arial"/>
+          <w:color w:val="000000"/>
+          <w:sz w:val="15"/>
+          <w:szCs w:val="15"/>
+        </w:rPr>
+        <w:t xml:space="preserve"> deberá notificar a </w:t>
+      </w:r>
+      <w:r>
+        <w:rPr>
+          <w:rFonts w:ascii="Arial" w:eastAsia="Times New Roman" w:hAnsi="Arial" w:cs="Arial"/>
+          <w:b/>
+          <w:bCs/>
+          <w:color w:val="000000"/>
+          <w:sz w:val="15"/>
+          <w:szCs w:val="15"/>
+        </w:rPr>
+        <w:t>LA FIADORA</w:t>
+      </w:r>
+      <w:r>
+        <w:rPr>
+          <w:rFonts w:ascii="Arial" w:eastAsia="Times New Roman" w:hAnsi="Arial" w:cs="Arial"/>
+          <w:color w:val="000000"/>
+          <w:sz w:val="15"/>
+          <w:szCs w:val="15"/>
+        </w:rPr>
+        <w:t xml:space="preserve"> por escrito, a </w:t>
+      </w:r>
+      <w:proofErr w:type="spellStart"/>
+      <w:r>
+        <w:rPr>
+          <w:rFonts w:ascii="Arial" w:eastAsia="Times New Roman" w:hAnsi="Arial" w:cs="Arial"/>
+          <w:color w:val="000000"/>
+          <w:sz w:val="15"/>
+          <w:szCs w:val="15"/>
+        </w:rPr>
+        <w:t>mas</w:t>
+      </w:r>
+      <w:proofErr w:type="spellEnd"/>
+      <w:r>
+        <w:rPr>
+          <w:rFonts w:ascii="Arial" w:eastAsia="Times New Roman" w:hAnsi="Arial" w:cs="Arial"/>
+          <w:color w:val="000000"/>
+          <w:sz w:val="15"/>
+          <w:szCs w:val="15"/>
+        </w:rPr>
+        <w:t xml:space="preserve"> tardar dentro de los 30 días siguientes a la fecha en que </w:t>
+      </w:r>
+      <w:r>
+        <w:rPr>
+          <w:rFonts w:ascii="Arial" w:eastAsia="Times New Roman" w:hAnsi="Arial" w:cs="Arial"/>
+          <w:b/>
+          <w:bCs/>
+          <w:color w:val="000000"/>
+          <w:sz w:val="15"/>
+          <w:szCs w:val="15"/>
+        </w:rPr>
+        <w:t>EL ACREEDOR</w:t>
+      </w:r>
+      <w:r>
+        <w:rPr>
+          <w:rFonts w:ascii="Arial" w:eastAsia="Times New Roman" w:hAnsi="Arial" w:cs="Arial"/>
+          <w:color w:val="000000"/>
+          <w:sz w:val="15"/>
+          <w:szCs w:val="15"/>
+        </w:rPr>
+        <w:t xml:space="preserve"> tenga conocimiento del incumplimiento del Fiado. </w:t>
+      </w:r>
+    </w:p>
+    <w:p>
+      <w:pPr>
+        <w:pStyle w:val="Prrafodelista"/>
+        <w:rPr>
+          <w:rFonts w:ascii="Arial" w:eastAsia="Times New Roman" w:hAnsi="Arial" w:cs="Arial"/>
+          <w:color w:val="000000"/>
+          <w:sz w:val="15"/>
+          <w:szCs w:val="15"/>
+        </w:rPr>
+      </w:pPr>
+    </w:p>
+    <w:p>
+      <w:pPr>
+        <w:pStyle w:val="Prrafodelista"/>
+        <w:widowControl w:val="0"/>
+        <w:numPr>
+          <w:ilvl w:val="0"/>
+          <w:numId w:val="7"/>
+        </w:numPr>
+        <w:tabs>
+          <w:tab w:val="left" w:pos="360"/>
+          <w:tab w:val="left" w:pos="720"/>
+          <w:tab w:val="left" w:pos="1080"/>
+          <w:tab w:val="left" w:pos="1440"/>
+          <w:tab w:val="left" w:pos="1800"/>
+          <w:tab w:val="left" w:pos="2160"/>
+          <w:tab w:val="left" w:pos="2520"/>
+          <w:tab w:val="left" w:pos="2880"/>
+          <w:tab w:val="left" w:pos="3240"/>
+          <w:tab w:val="left" w:pos="3600"/>
+          <w:tab w:val="left" w:pos="3960"/>
+          <w:tab w:val="left" w:pos="4320"/>
+          <w:tab w:val="left" w:pos="4680"/>
+          <w:tab w:val="left" w:pos="5040"/>
+          <w:tab w:val="left" w:pos="5400"/>
+          <w:tab w:val="left" w:pos="5760"/>
+          <w:tab w:val="left" w:pos="6120"/>
+          <w:tab w:val="left" w:pos="6480"/>
+          <w:tab w:val="left" w:pos="6840"/>
+          <w:tab w:val="left" w:pos="7200"/>
+          <w:tab w:val="left" w:pos="7560"/>
+          <w:tab w:val="left" w:pos="7920"/>
+          <w:tab w:val="left" w:pos="8280"/>
+          <w:tab w:val="left" w:pos="8640"/>
+          <w:tab w:val="left" w:pos="9000"/>
+          <w:tab w:val="left" w:pos="9360"/>
+          <w:tab w:val="left" w:pos="9720"/>
+          <w:tab w:val="left" w:pos="10080"/>
+          <w:tab w:val="left" w:pos="10440"/>
+          <w:tab w:val="left" w:pos="10800"/>
+          <w:tab w:val="left" w:pos="11160"/>
+        </w:tabs>
+        <w:autoSpaceDE w:val="0"/>
+        <w:autoSpaceDN w:val="0"/>
+        <w:adjustRightInd w:val="0"/>
+        <w:spacing w:after="0" w:line="240" w:lineRule="auto"/>
+        <w:jc w:val="both"/>
+        <w:rPr>
+          <w:rFonts w:ascii="Arial" w:eastAsia="Times New Roman" w:hAnsi="Arial" w:cs="Arial"/>
+          <w:color w:val="000000"/>
+          <w:sz w:val="15"/>
+          <w:szCs w:val="15"/>
+        </w:rPr>
+      </w:pPr>
+      <w:r>
+        <w:rPr>
+          <w:rFonts w:ascii="Arial" w:eastAsia="Times New Roman" w:hAnsi="Arial" w:cs="Arial"/>
+          <w:b/>
+          <w:bCs/>
+          <w:color w:val="000000"/>
+          <w:sz w:val="15"/>
+          <w:szCs w:val="15"/>
+        </w:rPr>
+        <w:t>LA FIADORA</w:t>
+      </w:r>
+      <w:r>
+        <w:rPr>
+          <w:rFonts w:ascii="Arial" w:eastAsia="Times New Roman" w:hAnsi="Arial" w:cs="Arial"/>
+          <w:color w:val="000000"/>
+          <w:sz w:val="15"/>
+          <w:szCs w:val="15"/>
+        </w:rPr>
+        <w:t xml:space="preserve"> quedará relevada de sus obligaciones de ocurrir cualesquiera de los siguientes casos: </w:t>
+      </w:r>
+    </w:p>
+    <w:p>
+      <w:pPr>
+        <w:pStyle w:val="Prrafodelista"/>
+        <w:rPr>
+          <w:rFonts w:ascii="Arial" w:eastAsia="Times New Roman" w:hAnsi="Arial" w:cs="Arial"/>
+          <w:color w:val="000000"/>
+          <w:sz w:val="15"/>
+          <w:szCs w:val="15"/>
+        </w:rPr>
+      </w:pPr>
     </w:p>
     <w:p>
       <w:pPr>
@@ -1295,8 +1845,99 @@
           <w:sz w:val="15"/>
           <w:szCs w:val="15"/>
         </w:rPr>
-        <w:t xml:space="preserve">Si EL ACREEDOR le impide o imposibilita a LA FIADORA asumir cumplimiento de la presente garantía. </w:t>
-      </w:r>
+        <w:t xml:space="preserve">Si </w:t>
+      </w:r>
+      <w:r>
+        <w:rPr>
+          <w:rFonts w:ascii="Arial" w:eastAsia="Times New Roman" w:hAnsi="Arial" w:cs="Arial"/>
+          <w:b/>
+          <w:bCs/>
+          <w:color w:val="000000"/>
+          <w:sz w:val="15"/>
+          <w:szCs w:val="15"/>
+        </w:rPr>
+        <w:t>EL ACREEDOR</w:t>
+      </w:r>
+      <w:r>
+        <w:rPr>
+          <w:rFonts w:ascii="Arial" w:eastAsia="Times New Roman" w:hAnsi="Arial" w:cs="Arial"/>
+          <w:color w:val="000000"/>
+          <w:sz w:val="15"/>
+          <w:szCs w:val="15"/>
+        </w:rPr>
+        <w:t xml:space="preserve"> le impide o imposibilita a </w:t>
+      </w:r>
+      <w:r>
+        <w:rPr>
+          <w:rFonts w:ascii="Arial" w:eastAsia="Times New Roman" w:hAnsi="Arial" w:cs="Arial"/>
+          <w:b/>
+          <w:bCs/>
+          <w:color w:val="000000"/>
+          <w:sz w:val="15"/>
+          <w:szCs w:val="15"/>
+        </w:rPr>
+        <w:t>LA FIADORA</w:t>
+      </w:r>
+      <w:r>
+        <w:rPr>
+          <w:rFonts w:ascii="Arial" w:eastAsia="Times New Roman" w:hAnsi="Arial" w:cs="Arial"/>
+          <w:color w:val="000000"/>
+          <w:sz w:val="15"/>
+          <w:szCs w:val="15"/>
+        </w:rPr>
+        <w:t xml:space="preserve"> asumir cumplimiento de la presente garantía. </w:t>
+      </w:r>
+    </w:p>
+    <w:p>
+      <w:pPr>
+        <w:pStyle w:val="Prrafodelista"/>
+        <w:widowControl w:val="0"/>
+        <w:tabs>
+          <w:tab w:val="left" w:pos="360"/>
+          <w:tab w:val="left" w:pos="720"/>
+          <w:tab w:val="left" w:pos="1080"/>
+          <w:tab w:val="left" w:pos="1440"/>
+          <w:tab w:val="left" w:pos="1800"/>
+          <w:tab w:val="left" w:pos="2160"/>
+          <w:tab w:val="left" w:pos="2520"/>
+          <w:tab w:val="left" w:pos="2880"/>
+          <w:tab w:val="left" w:pos="3240"/>
+          <w:tab w:val="left" w:pos="3600"/>
+          <w:tab w:val="left" w:pos="3960"/>
+          <w:tab w:val="left" w:pos="4320"/>
+          <w:tab w:val="left" w:pos="4680"/>
+          <w:tab w:val="left" w:pos="5040"/>
+          <w:tab w:val="left" w:pos="5400"/>
+          <w:tab w:val="left" w:pos="5760"/>
+          <w:tab w:val="left" w:pos="6120"/>
+          <w:tab w:val="left" w:pos="6480"/>
+          <w:tab w:val="left" w:pos="6840"/>
+          <w:tab w:val="left" w:pos="7200"/>
+          <w:tab w:val="left" w:pos="7560"/>
+          <w:tab w:val="left" w:pos="7920"/>
+          <w:tab w:val="left" w:pos="8280"/>
+          <w:tab w:val="left" w:pos="8640"/>
+          <w:tab w:val="left" w:pos="9000"/>
+          <w:tab w:val="left" w:pos="9360"/>
+          <w:tab w:val="left" w:pos="9720"/>
+          <w:tab w:val="left" w:pos="10080"/>
+          <w:tab w:val="left" w:pos="10440"/>
+          <w:tab w:val="left" w:pos="10800"/>
+          <w:tab w:val="left" w:pos="11160"/>
+        </w:tabs>
+        <w:autoSpaceDE w:val="0"/>
+        <w:autoSpaceDN w:val="0"/>
+        <w:adjustRightInd w:val="0"/>
+        <w:spacing w:after="0" w:line="240" w:lineRule="auto"/>
+        <w:ind w:left="1440"/>
+        <w:jc w:val="both"/>
+        <w:rPr>
+          <w:rFonts w:ascii="Arial" w:eastAsia="Times New Roman" w:hAnsi="Arial" w:cs="Arial"/>
+          <w:color w:val="000000"/>
+          <w:sz w:val="15"/>
+          <w:szCs w:val="15"/>
+        </w:rPr>
+      </w:pPr>
     </w:p>
     <w:p>
       <w:pPr>
@@ -1358,7 +1999,27 @@
           <w:sz w:val="15"/>
           <w:szCs w:val="15"/>
         </w:rPr>
-        <w:t xml:space="preserve">Si surge cualquier nueva obligación dimanante de cambios o modificaciones a la autorización emitida por la Junta de Control de Juegos y ésta no haya sido notificada a LA FIADORA para su previa autorización. </w:t>
+        <w:t xml:space="preserve">Si surge cualquier nueva obligación dimanante de cambios o modificaciones a la autorización emitida por la Junta de Control de Juegos y ésta no haya sido notificada a </w:t>
+      </w:r>
+      <w:r>
+        <w:rPr>
+          <w:rFonts w:ascii="Arial" w:eastAsia="Times New Roman" w:hAnsi="Arial" w:cs="Arial"/>
+          <w:b/>
+          <w:bCs/>
+          <w:color w:val="000000"/>
+          <w:sz w:val="15"/>
+          <w:szCs w:val="15"/>
+        </w:rPr>
+        <w:t>LA FIADORA</w:t>
+      </w:r>
+      <w:r>
+        <w:rPr>
+          <w:rFonts w:ascii="Arial" w:eastAsia="Times New Roman" w:hAnsi="Arial" w:cs="Arial"/>
+          <w:color w:val="000000"/>
+          <w:sz w:val="15"/>
+          <w:szCs w:val="15"/>
+        </w:rPr>
+        <w:t xml:space="preserve"> para su previa autorización. </w:t>
       </w:r>
     </w:p>
     <w:p>
@@ -1472,7 +2133,91 @@
           <w:sz w:val="15"/>
           <w:szCs w:val="15"/>
         </w:rPr>
-        <w:t>Las obligaciones de LA FIADORA terminan el {custom.HastaTexto} con respecto a todos los hechos que ocurrieran hasta esa fecha y que hayan sido debidamente notificados a LA FIADORA dentro del plazo previsto, según el Artículo No.4. No obstante, previa solicitud del Fiado se emitirán los respectivos endosos que garanticen la vigencia durante todo el período de duración de la respectiva tómbola, cinco (5) días antes de la fecha de su vencimiento anual.</w:t>
+        <w:t xml:space="preserve">Las obligaciones de </w:t>
+      </w:r>
+      <w:r>
+        <w:rPr>
+          <w:rFonts w:ascii="Arial" w:eastAsia="Times New Roman" w:hAnsi="Arial" w:cs="Arial"/>
+          <w:b/>
+          <w:bCs/>
+          <w:color w:val="000000"/>
+          <w:sz w:val="15"/>
+          <w:szCs w:val="15"/>
+        </w:rPr>
+        <w:t>LA FIADORA</w:t>
+      </w:r>
+      <w:r>
+        <w:rPr>
+          <w:rFonts w:ascii="Arial" w:eastAsia="Times New Roman" w:hAnsi="Arial" w:cs="Arial"/>
+          <w:color w:val="000000"/>
+          <w:sz w:val="15"/>
+          <w:szCs w:val="15"/>
+        </w:rPr>
+        <w:t xml:space="preserve"> terminan el </w:t>
+      </w:r>
+      <w:r>
+        <w:rPr>
+          <w:rFonts w:ascii="Arial" w:eastAsia="Times New Roman" w:hAnsi="Arial" w:cs="Arial"/>
+          <w:b/>
+          <w:bCs/>
+          <w:color w:val="000000"/>
+          <w:sz w:val="15"/>
+          <w:szCs w:val="15"/>
+        </w:rPr>
+        <w:t>{</w:t>
+      </w:r>
+      <w:proofErr w:type="spellStart"/>
+      <w:r>
+        <w:rPr>
+          <w:rFonts w:ascii="Arial" w:eastAsia="Times New Roman" w:hAnsi="Arial" w:cs="Arial"/>
+          <w:b/>
+          <w:bCs/>
+          <w:color w:val="000000"/>
+          <w:sz w:val="15"/>
+          <w:szCs w:val="15"/>
+        </w:rPr>
+        <w:t>custom.HastaTexto</w:t>
+      </w:r>
+      <w:proofErr w:type="spellEnd"/>
+      <w:r>
+        <w:rPr>
+          <w:rFonts w:ascii="Arial" w:eastAsia="Times New Roman" w:hAnsi="Arial" w:cs="Arial"/>
+          <w:b/>
+          <w:bCs/>
+          <w:color w:val="000000"/>
+          <w:sz w:val="15"/>
+          <w:szCs w:val="15"/>
+        </w:rPr>
+        <w:t xml:space="preserve">} </w:t>
+      </w:r>
+      <w:r>
+        <w:rPr>
+          <w:rFonts w:ascii="Arial" w:eastAsia="Times New Roman" w:hAnsi="Arial" w:cs="Arial"/>
+          <w:color w:val="000000"/>
+          <w:sz w:val="15"/>
+          <w:szCs w:val="15"/>
+        </w:rPr>
+        <w:t xml:space="preserve">con respecto a todos los hechos que ocurrieran hasta esa fecha y que hayan sido debidamente notificados a </w:t>
+      </w:r>
+      <w:r>
+        <w:rPr>
+          <w:rFonts w:ascii="Arial" w:eastAsia="Times New Roman" w:hAnsi="Arial" w:cs="Arial"/>
+          <w:b/>
+          <w:bCs/>
+          <w:color w:val="000000"/>
+          <w:sz w:val="15"/>
+          <w:szCs w:val="15"/>
+        </w:rPr>
+        <w:t>LA FIADORA</w:t>
+      </w:r>
+      <w:r>
+        <w:rPr>
+          <w:rFonts w:ascii="Arial" w:eastAsia="Times New Roman" w:hAnsi="Arial" w:cs="Arial"/>
+          <w:color w:val="000000"/>
+          <w:sz w:val="15"/>
+          <w:szCs w:val="15"/>
+        </w:rPr>
+        <w:t xml:space="preserve"> dentro del plazo previsto, según el Artículo No.4. No obstante, previa solicitud del Fiado se emitirán los respectivos endosos que garanticen la vigencia durante todo el período de duración de la respectiva tómbola, cinco (5) días antes de la fecha de su vencimiento anual.</w:t>
       </w:r>
     </w:p>
     <w:p>
@@ -1739,7 +2484,60 @@
           <w:sz w:val="15"/>
           <w:szCs w:val="15"/>
         </w:rPr>
-        <w:t>EN FE DE LO CUAL, se suscribe este Contrato en la ciudad de Panamá, República de Panamá, {custom.FechaActualTextoMin}.</w:t>
+        <w:t xml:space="preserve">EN FE DE LO CUAL, se suscribe este Contrato en la ciudad de Panamá, República de Panamá, </w:t>
+      </w:r>
+      <w:r>
+        <w:rPr>
+          <w:rFonts w:ascii="Arial" w:eastAsia="Times New Roman" w:hAnsi="Arial" w:cs="Arial"/>
+          <w:color w:val="000000"/>
+          <w:sz w:val="15"/>
+          <w:szCs w:val="15"/>
+        </w:rPr>
+        <w:t xml:space="preserve">a los </w:t>
+      </w:r>
+      <w:r>
+        <w:rPr>
+          <w:rFonts w:ascii="Arial" w:eastAsia="Times New Roman" w:hAnsi="Arial" w:cs="Arial"/>
+          <w:b/>
+          <w:bCs/>
+          <w:color w:val="000000"/>
+          <w:sz w:val="15"/>
+          <w:szCs w:val="15"/>
+        </w:rPr>
+        <w:t>{</w:t>
+      </w:r>
+      <w:proofErr w:type="spellStart"/>
+      <w:r>
+        <w:rPr>
+          <w:rFonts w:ascii="Arial" w:eastAsia="Times New Roman" w:hAnsi="Arial" w:cs="Arial"/>
+          <w:b/>
+          <w:bCs/>
+          <w:color w:val="000000"/>
+          <w:sz w:val="15"/>
+          <w:szCs w:val="15"/>
+        </w:rPr>
+        <w:t>custom.FechaActualTextoMin</w:t>
+      </w:r>
+      <w:proofErr w:type="spellEnd"/>
+      <w:r>
+        <w:rPr>
+          <w:rFonts w:ascii="Arial" w:eastAsia="Times New Roman" w:hAnsi="Arial" w:cs="Arial"/>
+          <w:b/>
+          <w:bCs/>
+          <w:color w:val="000000"/>
+          <w:sz w:val="15"/>
+          <w:szCs w:val="15"/>
+        </w:rPr>
+        <w:t>}</w:t>
+      </w:r>
+      <w:r>
+        <w:rPr>
+          <w:rFonts w:ascii="Arial" w:eastAsia="Times New Roman" w:hAnsi="Arial" w:cs="Arial"/>
+          <w:color w:val="000000"/>
+          <w:sz w:val="15"/>
+          <w:szCs w:val="15"/>
+        </w:rPr>
+        <w:t>.</w:t>
       </w:r>
     </w:p>
     <w:p/>
@@ -1863,7 +2661,15 @@
                 <w:b/>
                 <w:bCs/>
               </w:rPr>
-              <w:t>{custom.</w:t>
+              <w:t>{</w:t>
+            </w:r>
+            <w:proofErr w:type="spellStart"/>
+            <w:r>
+              <w:rPr>
+                <w:b/>
+                <w:bCs/>
+              </w:rPr>
+              <w:t>custom.</w:t>
             </w:r>
             <w:r>
               <w:rPr>
@@ -1872,6 +2678,7 @@
               </w:rPr>
               <w:t>Tenedor</w:t>
             </w:r>
+            <w:proofErr w:type="spellEnd"/>
             <w:r>
               <w:rPr>
                 <w:b/>
@@ -1895,6 +2702,7 @@
           </w:tcPr>
           <w:p>
             <w:pPr>
+              <w:jc w:val="center"/>
               <w:rPr>
                 <w:b/>
                 <w:bCs/>
@@ -1905,22 +2713,7 @@
                 <w:b/>
                 <w:bCs/>
               </w:rPr>
-              <w:t>Nombre:</w:t>
-            </w:r>
-          </w:p>
-          <w:p>
-            <w:pPr>
-              <w:rPr>
-                <w:b/>
-                <w:bCs/>
-              </w:rPr>
-            </w:pPr>
-            <w:r>
-              <w:rPr>
-                <w:b/>
-                <w:bCs/>
-              </w:rPr>
-              <w:t>Título:</w:t>
+              <w:t>Firma Autorizada</w:t>
             </w:r>
           </w:p>
         </w:tc>
@@ -1952,6 +2745,13 @@
                 <w:bCs/>
               </w:rPr>
             </w:pPr>
+            <w:r>
+              <w:rPr>
+                <w:b/>
+                <w:bCs/>
+              </w:rPr>
+              <w:t>Firma Autorizada</w:t>
+            </w:r>
           </w:p>
         </w:tc>
       </w:tr>
